--- a/scripts/02_add_tables/template-tabs.docx
+++ b/scripts/02_add_tables/template-tabs.docx
@@ -5,6 +5,7 @@
     <w:p>
       <w:pPr>
         <w:pStyle w:val="Caption"/>
+        <w:keepNext/>
       </w:pPr>
       <w:r>
         <w:t xml:space="preserve">Table </w:t>
@@ -22,6 +23,9 @@
       </w:r>
     </w:p>
     <w:p>
+      <w:pPr>
+        <w:keepNext/>
+      </w:pPr>
       <w:r>
         <w:t>{rpfy}:theoph-pk-parameters.csv</w:t>
       </w:r>
@@ -32,6 +36,7 @@
         <w:jc w:val="center"/>
         <w:tblW w:type="pct" w:w="5000"/>
         <w:tblLook w:firstRow="1" w:lastRow="0" w:firstColumn="0" w:lastColumn="0" w:noHBand="0" w:noVBand="1"/>
+        <w:tblDescription w:val="{rpfy}:theoph-pk-parameters.csv"/>
       </w:tblPr>
       <w:tr>
         <w:trPr>
@@ -124,7 +129,7 @@
                 <w:szCs w:val="20"/>
                 <w:color w:val="000000"/>
               </w:rPr>
-              <w:t xml:space="preserve">cmax</w:t>
+              <w:t xml:space="preserve">Cmax</w:t>
             </w:r>
           </w:p>
         </w:tc>
@@ -168,7 +173,7 @@
                 <w:szCs w:val="20"/>
                 <w:color w:val="000000"/>
               </w:rPr>
-              <w:t xml:space="preserve">tmax</w:t>
+              <w:t xml:space="preserve">Tmax</w:t>
             </w:r>
           </w:p>
         </w:tc>
@@ -212,7 +217,7 @@
                 <w:szCs w:val="20"/>
                 <w:color w:val="000000"/>
               </w:rPr>
-              <w:t xml:space="preserve">auc</w:t>
+              <w:t xml:space="preserve">AUC</w:t>
             </w:r>
           </w:p>
         </w:tc>
@@ -256,7 +261,7 @@
                 <w:szCs w:val="20"/>
                 <w:color w:val="000000"/>
               </w:rPr>
-              <w:t xml:space="preserve">wt</w:t>
+              <w:t xml:space="preserve">WTBL</w:t>
             </w:r>
           </w:p>
         </w:tc>
@@ -2995,30 +3000,6 @@
     </w:sectPr>
   </w:body>
 </w:document>
-</file>
-
-<file path=word/comments.xml><?xml version="1.0" encoding="utf-8"?>
-<w:comments xmlns:wpc="http://schemas.microsoft.com/office/word/2010/wordprocessingCanvas" xmlns:mo="http://schemas.microsoft.com/office/mac/office/2008/main" xmlns:mc="http://schemas.openxmlformats.org/markup-compatibility/2006" xmlns:mv="urn:schemas-microsoft-com:mac:vml" xmlns:o="urn:schemas-microsoft-com:office:office" xmlns:r="http://schemas.openxmlformats.org/officeDocument/2006/relationships" xmlns:m="http://schemas.openxmlformats.org/officeDocument/2006/math" xmlns:v="urn:schemas-microsoft-com:vml" xmlns:wp14="http://schemas.microsoft.com/office/word/2010/wordprocessingDrawing" xmlns:wp="http://schemas.openxmlformats.org/drawingml/2006/wordprocessingDrawing" xmlns:w10="urn:schemas-microsoft-com:office:word" xmlns:w="http://schemas.openxmlformats.org/wordprocessingml/2006/main" xmlns:w14="http://schemas.microsoft.com/office/word/2010/wordml" xmlns:wpg="http://schemas.microsoft.com/office/word/2010/wordprocessingGroup" xmlns:wpi="http://schemas.microsoft.com/office/word/2010/wordprocessingInk" xmlns:wne="http://schemas.microsoft.com/office/word/2006/wordml" xmlns:wps="http://schemas.microsoft.com/office/word/2010/wordprocessingShape" mc:Ignorable="w14 wp14">
-</w:comments>
-</file>
-
-<file path=word/footnotes.xml><?xml version="1.0" encoding="utf-8"?>
-<w:footnotes xmlns:wpc="http://schemas.microsoft.com/office/word/2010/wordprocessingCanvas" xmlns:mo="http://schemas.microsoft.com/office/mac/office/2008/main" xmlns:mc="http://schemas.openxmlformats.org/markup-compatibility/2006" xmlns:mv="urn:schemas-microsoft-com:mac:vml" xmlns:o="urn:schemas-microsoft-com:office:office" xmlns:r="http://schemas.openxmlformats.org/officeDocument/2006/relationships" xmlns:m="http://schemas.openxmlformats.org/officeDocument/2006/math" xmlns:v="urn:schemas-microsoft-com:vml" xmlns:wp14="http://schemas.microsoft.com/office/word/2010/wordprocessingDrawing" xmlns:wp="http://schemas.openxmlformats.org/drawingml/2006/wordprocessingDrawing" xmlns:w10="urn:schemas-microsoft-com:office:word" xmlns:w="http://schemas.openxmlformats.org/wordprocessingml/2006/main" xmlns:w14="http://schemas.microsoft.com/office/word/2010/wordml" xmlns:wpg="http://schemas.microsoft.com/office/word/2010/wordprocessingGroup" xmlns:wpi="http://schemas.microsoft.com/office/word/2010/wordprocessingInk" xmlns:wne="http://schemas.microsoft.com/office/word/2006/wordml" xmlns:wps="http://schemas.microsoft.com/office/word/2010/wordprocessingShape" mc:Ignorable="w14 wp14">
-  <w:footnote w:type="separator" w:id="-1">
-    <w:p>
-      <w:r>
-        <w:separator/>
-      </w:r>
-    </w:p>
-  </w:footnote>
-  <w:footnote w:type="continuationSeparator" w:id="0">
-    <w:p>
-      <w:r>
-        <w:continuationSeparator/>
-      </w:r>
-    </w:p>
-  </w:footnote>
-</w:footnotes>
 </file>
 
 <file path=word/styles.xml><?xml version="1.0" encoding="utf-8"?>
